--- a/sources/veille/serafin-ph/2026-09-02_veille_SERAFIN-PH.docx
+++ b/sources/veille/serafin-ph/2026-09-02_veille_SERAFIN-PH.docx
@@ -3385,7 +3385,7 @@
                   <w:color w:val="1155CC"/>
                   <w:u w:val="single"/>
                 </w:rPr>
-                <w:t xml:space="preserve">atih.sante.fr/champ-d-activite/personnes-handicapees</w:t>
+                <w:t xml:space="preserve">atih.sante.fr/contribuer-au-financement/modalites-pour-les-etablissements-et-services-medico-sociaux</w:t>
               </w:r>
             </w:hyperlink>
             <w:r>
@@ -3423,6 +3423,17 @@
                 <w:szCs w:val="20"/>
               </w:rPr>
               <w:t xml:space="preserve"> pour accéder aux documents techniques.</w:t>
+            </w:r>
+            <w:r>
+              <w:rPr>
+                <w:rFonts w:ascii="Calibri" w:cs="Calibri" w:eastAsia="Calibri" w:hAnsi="Calibri"/>
+                <w:i/>
+                <w:iCs/>
+                <w:color w:val="6B7280"/>
+                <w:sz w:val="20"/>
+                <w:szCs w:val="20"/>
+              </w:rPr>
+              <w:t xml:space="preserve">   [Corrigé le 25/10/2026 : lien repointé. L'adresse d'origine atih.sante.fr/champ-d-activite/personnes-handicapees rend HTTP 404 le 25/10/2026 (trois essais, faisceau de certificats du dépôt, l'hôte répondant 200 à sa racine) : l'ATIH a réorganisé son site et la branche /champ-d-activite/ a disparu. Le lien pointe désormais « Modalités pour les établissements et services médico-sociaux », la page qui porte aujourd'hui la réforme SERAFIN-PH et les recueils de données PH — « un recueil national en 2025 » y est écrit, vérifié le 25/10/2026. Contenu de la note inchangé]</w:t>
             </w:r>
           </w:p>
         </w:tc>
@@ -4243,6 +4254,34 @@
           <w:szCs w:val="22"/>
         </w:rPr>
         <w:t xml:space="preserve">Chemins et sites nommés sans lien cliquable, chacun lié le 12/09/2026 à la page qu'il désigne, testée à 200 dans un navigateur (Légifrance : 403 pour l'agent du job, lisible dans un navigateur) : handicap.gouv.fr/reforme-tarifaire-des-esms-serafin-ph-14e-reunion-du-comite-strategique → handicap.gouv.fr/reforme-tarifaire-des-esms-serafin-ph-14e-reunion-du-… (1) ; cnsa.fr/actualites/serafin-ph-preparation-du-recueil-dinformations-ph-2026 → www.cnsa.fr/actualites/serafin-ph-preparation-du-recueil-dinformations… (1) ; cnsa.fr/budget-et-financement/serafin-PH → www.cnsa.fr/budget-et-financement/serafin-PH (1) ; qualineo.io/post/decret-serafin-ph-2026 → www.qualineo.io/post/decret-serafin-ph-2026 (1) ; atih.sante.fr/recueil-national-ph-2025 → www.atih.sante.fr/recueil-national-ph-2025 (1) ; fhf.fr/expertises/autonomie/handicap/serafin-ph-ouverture-du-recueil-2026 → www.fhf.fr/expertises/autonomie/handicap/serafin-ph-ouverture-du-recue… (1) ; atih.sante.fr/champ-d-activite/personnes-handicapees → www.atih.sante.fr/champ-d-activite/personnes-handicapees (1) ; handicap.gouv.fr → handicap.gouv.fr/reforme-tarifaire-des-esms-serafin-ph-14e-reunion-du-… (3) ; cnsa.fr → www.cnsa.fr/budget-et-financement/serafin-PH (5) ; atih.sante.fr → www.atih.sante.fr/recueil-national-ph-2025 (1) ; fhf.fr → www.fhf.fr/expertises/autonomie/handicap/serafin-ph-ouverture-du-recue… (1) ; qualineo.io → www.qualineo.io/post/decret-serafin-ph-2026 (3).</w:t>
+      </w:r>
+    </w:p>
+    <w:p>
+      <w:pPr>
+        <w:spacing w:after="80"/>
+      </w:pPr>
+      <w:r>
+        <w:rPr>
+          <w:rFonts w:ascii="Calibri" w:cs="Calibri" w:eastAsia="Calibri" w:hAnsi="Calibri"/>
+          <w:color w:val="1F2937"/>
+          <w:sz w:val="22"/>
+          <w:szCs w:val="22"/>
+        </w:rPr>
+        <w:t xml:space="preserve">Note relue le 25/10/2026 au cours du balayage des 1 351 adresses citées par les 295 documents du dépôt — 8 rendaient HTTP 404 et 2 avaient un domaine qui ne résout plus. Contenu inchangé : seules des adresses de ressource sont touchées.</w:t>
+      </w:r>
+    </w:p>
+    <w:p>
+      <w:pPr>
+        <w:spacing w:after="80"/>
+      </w:pPr>
+      <w:r>
+        <w:rPr>
+          <w:rFonts w:ascii="Calibri" w:cs="Calibri" w:eastAsia="Calibri" w:hAnsi="Calibri"/>
+          <w:color w:val="1F2937"/>
+          <w:sz w:val="22"/>
+          <w:szCs w:val="22"/>
+        </w:rPr>
+        <w:t xml:space="preserve">Adresse d'origine conservée ici : « atih.sante.fr/champ-d-activite/personnes-handicapees » rendait HTTP 404 le 25/10/2026. La page citée existait quand la note a été produite ; l'ATIH a depuis réorganisé son site. Le lien pointe désormais atih.sante.fr/contribuer-au-financement/modalites-pour-les-etablissements-et-services-medico-sociaux, HTTP 200 le 25/10/2026, qui porte la réforme SERAFIN-PH et le recueil national PH.</w:t>
       </w:r>
     </w:p>
     <w:sectPr>
